--- a/DiplomYarullin.docx
+++ b/DiplomYarullin.docx
@@ -69,52 +69,396 @@
     </w:p>
     <w:p>
       <w:r>
+        <w:t>Автоматизированная</w:t>
+      </w:r>
+      <w:r>
+        <w:t xml:space="preserve"> </w:t>
+      </w:r>
+      <w:r>
+        <w:t xml:space="preserve">информационная система </w:t>
+      </w:r>
+      <w:r>
         <w:rPr>
           <w:lang w:val="en-US"/>
         </w:rPr>
+        <w:t>C</w:t>
+      </w:r>
+      <w:r>
+        <w:rPr>
+          <w:lang w:val="en-US"/>
+        </w:rPr>
+        <w:t>RM</w:t>
+      </w:r>
+      <w:r>
+        <w:t xml:space="preserve"> помогает систематизировать работу с клиентами, объединяя все данные в единую базу, что облегчает взаимодействие с клиентом, повышая тем самым</w:t>
+      </w:r>
+      <w:r>
+        <w:t>:</w:t>
+      </w:r>
+      <w:r>
+        <w:t xml:space="preserve"> продажи, лояльность покупателей и автоматизацию рутинных процессов. О</w:t>
+      </w:r>
+      <w:r>
+        <w:t>на позволяет контролировать мен</w:t>
+      </w:r>
+      <w:r>
+        <w:t>еджеров, сокращать ци</w:t>
+      </w:r>
+      <w:r>
+        <w:t>кл сделки и принимать управленческие решения на основе данных.</w:t>
+      </w:r>
+    </w:p>
+    <w:p>
+      <w:r>
+        <w:t xml:space="preserve">АИС </w:t>
+      </w:r>
+      <w:r>
+        <w:rPr>
+          <w:lang w:val="en-US"/>
+        </w:rPr>
+        <w:t>C</w:t>
+      </w:r>
+      <w:r>
+        <w:rPr>
+          <w:lang w:val="en-US"/>
+        </w:rPr>
+        <w:t>RM</w:t>
+      </w:r>
+      <w:r>
+        <w:t xml:space="preserve"> </w:t>
+      </w:r>
+      <w:r>
+        <w:t>позволяет</w:t>
+      </w:r>
+      <w:r>
+        <w:t>:</w:t>
+      </w:r>
+      <w:r>
+        <w:t xml:space="preserve"> масштабировать</w:t>
+      </w:r>
+      <w:r>
+        <w:t xml:space="preserve"> бизнеса, когда ручной учёт не справляется</w:t>
+      </w:r>
+      <w:r>
+        <w:t xml:space="preserve">; </w:t>
+      </w:r>
+      <w:r>
+        <w:t>повысить качество сервиса за счёт клиентской истории</w:t>
+      </w:r>
+      <w:r>
+        <w:t>;</w:t>
+      </w:r>
+      <w:r>
+        <w:t xml:space="preserve"> повысить доход, за счёт автоматизации и повышения масштаба бизнеса.</w:t>
+      </w:r>
+    </w:p>
+    <w:p>
+      <w:pPr>
+        <w:pStyle w:val="2"/>
+      </w:pPr>
+      <w:r>
+        <w:t>Постановка задачи</w:t>
+      </w:r>
+    </w:p>
+    <w:p>
+      <w:r>
+        <w:t>На основании анализа предметной области можно сделать вывод о необходимости создания ПО, нужного для управления взаимоотношениями с клиентами в сервисной компании. Это приложение автоматизирует бизнес процессы, связанные с обслуживанием клиентов, управлением заказами и коммуникацией.</w:t>
+      </w:r>
+    </w:p>
+    <w:p>
+      <w:r>
+        <w:t>На ВКР были поставлены следующие задачи</w:t>
+      </w:r>
+      <w:r>
+        <w:t>:</w:t>
+      </w:r>
+    </w:p>
+    <w:p>
+      <w:pPr>
+        <w:pStyle w:val="a5"/>
+        <w:numPr>
+          <w:ilvl w:val="0"/>
+          <w:numId w:val="4"/>
+        </w:numPr>
+        <w:ind w:left="0" w:firstLine="709"/>
+        <w:rPr>
+          <w:rFonts w:cs="Times New Roman"/>
+          <w:szCs w:val="28"/>
+        </w:rPr>
+      </w:pPr>
+      <w:r>
+        <w:rPr>
+          <w:rFonts w:cs="Times New Roman"/>
+          <w:szCs w:val="28"/>
+        </w:rPr>
+        <w:t>Проанализировать</w:t>
+      </w:r>
+      <w:r>
+        <w:rPr>
+          <w:rFonts w:cs="Times New Roman"/>
+          <w:szCs w:val="28"/>
+        </w:rPr>
+        <w:t xml:space="preserve"> </w:t>
+      </w:r>
+      <w:r>
+        <w:rPr>
+          <w:rFonts w:cs="Times New Roman"/>
+          <w:szCs w:val="28"/>
+        </w:rPr>
+        <w:t>существующие</w:t>
+      </w:r>
+      <w:r>
+        <w:rPr>
+          <w:rFonts w:cs="Times New Roman"/>
+          <w:szCs w:val="28"/>
+        </w:rPr>
+        <w:t xml:space="preserve"> решения в области АИС </w:t>
+      </w:r>
+      <w:r>
+        <w:rPr>
+          <w:rFonts w:cs="Times New Roman"/>
+          <w:szCs w:val="28"/>
+          <w:lang w:val="en-US"/>
+        </w:rPr>
         <w:t>CRM</w:t>
       </w:r>
       <w:r>
-        <w:t>-</w:t>
-      </w:r>
-      <w:r>
-        <w:t>система помогает систематизировать работу с клиентами, объединяя все данные в единую базу, что облегчает взаимодействие с клиентом, повышая тем самым</w:t>
-      </w:r>
-      <w:r>
-        <w:t>:</w:t>
-      </w:r>
-      <w:r>
-        <w:t xml:space="preserve"> продажи, лояльность покупателей и автоматизацию рутинных процессов. О</w:t>
-      </w:r>
-      <w:r>
-        <w:t>на позволяет контролировать мен</w:t>
-      </w:r>
-      <w:r>
-        <w:t>еджеров, сокращать ци</w:t>
-      </w:r>
-      <w:r>
-        <w:t>кл сделки и принимать управленческие решения на основе данных.</w:t>
-      </w:r>
-    </w:p>
-    <w:p>
-      <w:r>
-        <w:rPr>
-          <w:lang w:val="en-US"/>
-        </w:rPr>
-        <w:t>CRM</w:t>
-      </w:r>
-      <w:r>
+        <w:rPr>
+          <w:rFonts w:cs="Times New Roman"/>
+          <w:szCs w:val="28"/>
+        </w:rPr>
+        <w:t>;</w:t>
+      </w:r>
+    </w:p>
+    <w:p>
+      <w:pPr>
+        <w:pStyle w:val="a5"/>
+        <w:numPr>
+          <w:ilvl w:val="0"/>
+          <w:numId w:val="4"/>
+        </w:numPr>
+        <w:ind w:left="0" w:firstLine="709"/>
+        <w:rPr>
+          <w:rFonts w:cs="Times New Roman"/>
+          <w:szCs w:val="28"/>
+        </w:rPr>
+      </w:pPr>
+      <w:r>
+        <w:rPr>
+          <w:rFonts w:cs="Times New Roman"/>
+          <w:szCs w:val="28"/>
+        </w:rPr>
+        <w:t>Определить</w:t>
+      </w:r>
+      <w:r>
+        <w:rPr>
+          <w:rFonts w:cs="Times New Roman"/>
+          <w:szCs w:val="28"/>
+        </w:rPr>
+        <w:t xml:space="preserve"> функциональны</w:t>
+      </w:r>
+      <w:r>
+        <w:rPr>
+          <w:rFonts w:cs="Times New Roman"/>
+          <w:szCs w:val="28"/>
+        </w:rPr>
+        <w:t>е</w:t>
+      </w:r>
+      <w:r>
+        <w:rPr>
+          <w:rFonts w:cs="Times New Roman"/>
+          <w:szCs w:val="28"/>
+        </w:rPr>
+        <w:t xml:space="preserve"> компонент</w:t>
+      </w:r>
+      <w:r>
+        <w:rPr>
+          <w:rFonts w:cs="Times New Roman"/>
+          <w:szCs w:val="28"/>
+        </w:rPr>
+        <w:t>ы</w:t>
+      </w:r>
+      <w:r>
+        <w:rPr>
+          <w:rFonts w:cs="Times New Roman"/>
+          <w:szCs w:val="28"/>
+        </w:rPr>
         <w:t xml:space="preserve"> </w:t>
       </w:r>
       <w:r>
-        <w:t>необходима для масштабирования бизнеса, когда ручной учёт не справляется, а так же позволяет повысить качество сервиса, давая возможность пер</w:t>
-      </w:r>
+        <w:rPr>
+          <w:rFonts w:cs="Times New Roman"/>
+          <w:szCs w:val="28"/>
+        </w:rPr>
+        <w:t>ПО</w:t>
+      </w:r>
+      <w:r>
+        <w:rPr>
+          <w:rFonts w:cs="Times New Roman"/>
+          <w:szCs w:val="28"/>
+        </w:rPr>
+        <w:t>;</w:t>
+      </w:r>
+    </w:p>
+    <w:p>
+      <w:pPr>
+        <w:pStyle w:val="a5"/>
+        <w:numPr>
+          <w:ilvl w:val="0"/>
+          <w:numId w:val="4"/>
+        </w:numPr>
+        <w:ind w:left="0" w:firstLine="709"/>
+        <w:rPr>
+          <w:rFonts w:cs="Times New Roman"/>
+          <w:szCs w:val="28"/>
+        </w:rPr>
+      </w:pPr>
+      <w:r>
+        <w:rPr>
+          <w:rFonts w:cs="Times New Roman"/>
+          <w:szCs w:val="28"/>
+        </w:rPr>
+        <w:lastRenderedPageBreak/>
+        <w:t>Определить</w:t>
+      </w:r>
+      <w:r>
+        <w:rPr>
+          <w:rFonts w:cs="Times New Roman"/>
+          <w:szCs w:val="28"/>
+        </w:rPr>
+        <w:t xml:space="preserve"> </w:t>
+      </w:r>
+      <w:r>
+        <w:rPr>
+          <w:rFonts w:cs="Times New Roman"/>
+          <w:szCs w:val="28"/>
+        </w:rPr>
+        <w:t>архитектуру</w:t>
+      </w:r>
+      <w:r>
+        <w:rPr>
+          <w:rFonts w:cs="Times New Roman"/>
+          <w:szCs w:val="28"/>
+        </w:rPr>
+        <w:t xml:space="preserve"> приложения и формат взаимодействия между клиентом и сервером;</w:t>
+      </w:r>
+    </w:p>
+    <w:p>
+      <w:pPr>
+        <w:pStyle w:val="a5"/>
+        <w:numPr>
+          <w:ilvl w:val="0"/>
+          <w:numId w:val="4"/>
+        </w:numPr>
+        <w:ind w:left="0" w:firstLine="709"/>
+        <w:rPr>
+          <w:rFonts w:cs="Times New Roman"/>
+          <w:szCs w:val="28"/>
+        </w:rPr>
+      </w:pPr>
+      <w:r>
+        <w:rPr>
+          <w:rFonts w:cs="Times New Roman"/>
+          <w:szCs w:val="28"/>
+        </w:rPr>
+        <w:t>Обеспечить ПО</w:t>
+      </w:r>
+      <w:r>
+        <w:rPr>
+          <w:rFonts w:cs="Times New Roman"/>
+          <w:szCs w:val="28"/>
+        </w:rPr>
+        <w:t xml:space="preserve"> механизм</w:t>
+      </w:r>
+      <w:r>
+        <w:rPr>
+          <w:rFonts w:cs="Times New Roman"/>
+          <w:szCs w:val="28"/>
+        </w:rPr>
+        <w:t>ами</w:t>
+      </w:r>
+      <w:r>
+        <w:rPr>
+          <w:rFonts w:cs="Times New Roman"/>
+          <w:szCs w:val="28"/>
+        </w:rPr>
+        <w:t xml:space="preserve"> </w:t>
+      </w:r>
+      <w:proofErr w:type="spellStart"/>
+      <w:r>
+        <w:rPr>
+          <w:rFonts w:cs="Times New Roman"/>
+          <w:szCs w:val="28"/>
+        </w:rPr>
+        <w:t>логирования</w:t>
+      </w:r>
+      <w:proofErr w:type="spellEnd"/>
+      <w:r>
+        <w:rPr>
+          <w:rFonts w:cs="Times New Roman"/>
+          <w:szCs w:val="28"/>
+        </w:rPr>
+        <w:t xml:space="preserve"> и контроля доступа к серверу;</w:t>
+      </w:r>
+    </w:p>
+    <w:p>
+      <w:pPr>
+        <w:pStyle w:val="a5"/>
+        <w:numPr>
+          <w:ilvl w:val="0"/>
+          <w:numId w:val="4"/>
+        </w:numPr>
+        <w:ind w:left="0" w:firstLine="709"/>
+        <w:rPr>
+          <w:rFonts w:cs="Times New Roman"/>
+          <w:szCs w:val="28"/>
+        </w:rPr>
+      </w:pPr>
+      <w:r>
+        <w:rPr>
+          <w:rFonts w:cs="Times New Roman"/>
+          <w:szCs w:val="28"/>
+        </w:rPr>
+        <w:t>Провести</w:t>
+      </w:r>
+      <w:r>
+        <w:rPr>
+          <w:rFonts w:cs="Times New Roman"/>
+          <w:szCs w:val="28"/>
+        </w:rPr>
+        <w:t xml:space="preserve"> тестировани</w:t>
+      </w:r>
+      <w:r>
+        <w:rPr>
+          <w:rFonts w:cs="Times New Roman"/>
+          <w:szCs w:val="28"/>
+        </w:rPr>
+        <w:t>е</w:t>
+      </w:r>
+      <w:r>
+        <w:rPr>
+          <w:rFonts w:cs="Times New Roman"/>
+          <w:szCs w:val="28"/>
+        </w:rPr>
+        <w:t xml:space="preserve"> разработанной системы и анализ полученных результатов.</w:t>
+      </w:r>
+    </w:p>
+    <w:p>
+      <w:pPr>
+        <w:pStyle w:val="2"/>
+      </w:pPr>
+      <w:r>
+        <w:t>Анализ конкурентов</w:t>
+      </w:r>
+    </w:p>
+    <w:p>
+      <w:pPr>
+        <w:pStyle w:val="3"/>
+      </w:pPr>
       <w:bookmarkStart w:id="0" w:name="_GoBack"/>
       <w:bookmarkEnd w:id="0"/>
-      <w:r>
-        <w:t>сонализированного</w:t>
-      </w:r>
-    </w:p>
+    </w:p>
+    <w:p/>
     <w:sectPr>
       <w:pgSz w:w="11906" w:h="16838"/>
       <w:pgMar w:top="1134" w:right="850" w:bottom="1134" w:left="1701" w:header="708" w:footer="708" w:gutter="0"/>
@@ -128,9 +472,95 @@
 <file path=word/numbering.xml><?xml version="1.0" encoding="utf-8"?>
 <w:numbering xmlns:wpc="http://schemas.microsoft.com/office/word/2010/wordprocessingCanvas" xmlns:cx="http://schemas.microsoft.com/office/drawing/2014/chartex" xmlns:cx1="http://schemas.microsoft.com/office/drawing/2015/9/8/chartex" xmlns:mc="http://schemas.openxmlformats.org/markup-compatibility/2006" xmlns:o="urn:schemas-microsoft-com:office:office" xmlns:r="http://schemas.openxmlformats.org/officeDocument/2006/relationships" xmlns:m="http://schemas.openxmlformats.org/officeDocument/2006/math" xmlns:v="urn:schemas-microsoft-com:vml" xmlns:wp14="http://schemas.microsoft.com/office/word/2010/wordprocessingDrawing" xmlns:wp="http://schemas.openxmlformats.org/drawingml/2006/wordprocessingDrawing" xmlns:w10="urn:schemas-microsoft-com:office:word" xmlns:w="http://schemas.openxmlformats.org/wordprocessingml/2006/main" xmlns:w14="http://schemas.microsoft.com/office/word/2010/wordml" xmlns:w15="http://schemas.microsoft.com/office/word/2012/wordml" xmlns:w16se="http://schemas.microsoft.com/office/word/2015/wordml/symex" xmlns:wpg="http://schemas.microsoft.com/office/word/2010/wordprocessingGroup" xmlns:wpi="http://schemas.microsoft.com/office/word/2010/wordprocessingInk" xmlns:wne="http://schemas.microsoft.com/office/word/2006/wordml" xmlns:wps="http://schemas.microsoft.com/office/word/2010/wordprocessingShape" mc:Ignorable="w14 w15 w16se wp14">
   <w:abstractNum w:abstractNumId="0" w15:restartNumberingAfterBreak="0">
+    <w:nsid w:val="03A86353"/>
+    <w:multiLevelType w:val="hybridMultilevel"/>
+    <w:tmpl w:val="FE26A71A"/>
+    <w:lvl w:ilvl="0" w:tplc="04190011">
+      <w:start w:val="1"/>
+      <w:numFmt w:val="decimal"/>
+      <w:lvlText w:val="%1)"/>
+      <w:lvlJc w:val="left"/>
+      <w:pPr>
+        <w:ind w:left="1429" w:hanging="360"/>
+      </w:pPr>
+    </w:lvl>
+    <w:lvl w:ilvl="1" w:tplc="04190019" w:tentative="1">
+      <w:start w:val="1"/>
+      <w:numFmt w:val="lowerLetter"/>
+      <w:lvlText w:val="%2."/>
+      <w:lvlJc w:val="left"/>
+      <w:pPr>
+        <w:ind w:left="2149" w:hanging="360"/>
+      </w:pPr>
+    </w:lvl>
+    <w:lvl w:ilvl="2" w:tplc="0419001B" w:tentative="1">
+      <w:start w:val="1"/>
+      <w:numFmt w:val="lowerRoman"/>
+      <w:lvlText w:val="%3."/>
+      <w:lvlJc w:val="right"/>
+      <w:pPr>
+        <w:ind w:left="2869" w:hanging="180"/>
+      </w:pPr>
+    </w:lvl>
+    <w:lvl w:ilvl="3" w:tplc="0419000F" w:tentative="1">
+      <w:start w:val="1"/>
+      <w:numFmt w:val="decimal"/>
+      <w:lvlText w:val="%4."/>
+      <w:lvlJc w:val="left"/>
+      <w:pPr>
+        <w:ind w:left="3589" w:hanging="360"/>
+      </w:pPr>
+    </w:lvl>
+    <w:lvl w:ilvl="4" w:tplc="04190019" w:tentative="1">
+      <w:start w:val="1"/>
+      <w:numFmt w:val="lowerLetter"/>
+      <w:lvlText w:val="%5."/>
+      <w:lvlJc w:val="left"/>
+      <w:pPr>
+        <w:ind w:left="4309" w:hanging="360"/>
+      </w:pPr>
+    </w:lvl>
+    <w:lvl w:ilvl="5" w:tplc="0419001B" w:tentative="1">
+      <w:start w:val="1"/>
+      <w:numFmt w:val="lowerRoman"/>
+      <w:lvlText w:val="%6."/>
+      <w:lvlJc w:val="right"/>
+      <w:pPr>
+        <w:ind w:left="5029" w:hanging="180"/>
+      </w:pPr>
+    </w:lvl>
+    <w:lvl w:ilvl="6" w:tplc="0419000F" w:tentative="1">
+      <w:start w:val="1"/>
+      <w:numFmt w:val="decimal"/>
+      <w:lvlText w:val="%7."/>
+      <w:lvlJc w:val="left"/>
+      <w:pPr>
+        <w:ind w:left="5749" w:hanging="360"/>
+      </w:pPr>
+    </w:lvl>
+    <w:lvl w:ilvl="7" w:tplc="04190019" w:tentative="1">
+      <w:start w:val="1"/>
+      <w:numFmt w:val="lowerLetter"/>
+      <w:lvlText w:val="%8."/>
+      <w:lvlJc w:val="left"/>
+      <w:pPr>
+        <w:ind w:left="6469" w:hanging="360"/>
+      </w:pPr>
+    </w:lvl>
+    <w:lvl w:ilvl="8" w:tplc="0419001B" w:tentative="1">
+      <w:start w:val="1"/>
+      <w:numFmt w:val="lowerRoman"/>
+      <w:lvlText w:val="%9."/>
+      <w:lvlJc w:val="right"/>
+      <w:pPr>
+        <w:ind w:left="7189" w:hanging="180"/>
+      </w:pPr>
+    </w:lvl>
+  </w:abstractNum>
+  <w:abstractNum w:abstractNumId="1" w15:restartNumberingAfterBreak="0">
     <w:nsid w:val="2322112A"/>
     <w:multiLevelType w:val="multilevel"/>
-    <w:tmpl w:val="95B01ED0"/>
+    <w:tmpl w:val="9EBC034E"/>
     <w:lvl w:ilvl="0">
       <w:start w:val="1"/>
       <w:numFmt w:val="decimal"/>
@@ -151,7 +581,7 @@
       <w:lvlText w:val="%1.%2"/>
       <w:lvlJc w:val="left"/>
       <w:pPr>
-        <w:ind w:left="840" w:hanging="480"/>
+        <w:ind w:left="1331" w:hanging="480"/>
       </w:pPr>
       <w:rPr>
         <w:rFonts w:hint="default"/>
@@ -163,6 +593,7 @@
     <w:lvl w:ilvl="2">
       <w:start w:val="1"/>
       <w:numFmt w:val="decimal"/>
+      <w:pStyle w:val="3"/>
       <w:isLgl/>
       <w:lvlText w:val="%1.%2.%3"/>
       <w:lvlJc w:val="left"/>
@@ -255,7 +686,7 @@
       </w:rPr>
     </w:lvl>
   </w:abstractNum>
-  <w:abstractNum w:abstractNumId="1" w15:restartNumberingAfterBreak="0">
+  <w:abstractNum w:abstractNumId="2" w15:restartNumberingAfterBreak="0">
     <w:nsid w:val="6B184E7D"/>
     <w:multiLevelType w:val="multilevel"/>
     <w:tmpl w:val="B08A3F9C"/>
@@ -382,7 +813,7 @@
       </w:rPr>
     </w:lvl>
   </w:abstractNum>
-  <w:abstractNum w:abstractNumId="2" w15:restartNumberingAfterBreak="0">
+  <w:abstractNum w:abstractNumId="3" w15:restartNumberingAfterBreak="0">
     <w:nsid w:val="7D0D3CCA"/>
     <w:multiLevelType w:val="hybridMultilevel"/>
     <w:tmpl w:val="BF162446"/>
@@ -496,12 +927,15 @@
     </w:lvl>
   </w:abstractNum>
   <w:num w:numId="1">
+    <w:abstractNumId w:val="3"/>
+  </w:num>
+  <w:num w:numId="2">
     <w:abstractNumId w:val="2"/>
   </w:num>
-  <w:num w:numId="2">
+  <w:num w:numId="3">
     <w:abstractNumId w:val="1"/>
   </w:num>
-  <w:num w:numId="3">
+  <w:num w:numId="4">
     <w:abstractNumId w:val="0"/>
   </w:num>
 </w:numbering>
@@ -704,7 +1138,7 @@
     <w:lsdException w:name="Medium Shading 2 Accent 1" w:uiPriority="64"/>
     <w:lsdException w:name="Medium List 1 Accent 1" w:uiPriority="65"/>
     <w:lsdException w:name="Revision" w:semiHidden="1"/>
-    <w:lsdException w:name="List Paragraph" w:uiPriority="34" w:qFormat="1"/>
+    <w:lsdException w:name="List Paragraph" w:uiPriority="0" w:qFormat="1"/>
     <w:lsdException w:name="Quote" w:uiPriority="29" w:qFormat="1"/>
     <w:lsdException w:name="Intense Quote" w:uiPriority="30" w:qFormat="1"/>
     <w:lsdException w:name="Medium List 2 Accent 1" w:uiPriority="66"/>
@@ -948,7 +1382,7 @@
     <w:uiPriority w:val="9"/>
     <w:unhideWhenUsed/>
     <w:qFormat/>
-    <w:rsid w:val="00DE4477"/>
+    <w:rsid w:val="005C46EB"/>
     <w:pPr>
       <w:keepNext/>
       <w:keepLines/>
@@ -974,14 +1408,18 @@
     <w:link w:val="30"/>
     <w:autoRedefine/>
     <w:uiPriority w:val="9"/>
-    <w:semiHidden/>
     <w:unhideWhenUsed/>
     <w:qFormat/>
-    <w:rsid w:val="00955A51"/>
+    <w:rsid w:val="005C46EB"/>
     <w:pPr>
       <w:keepNext/>
       <w:keepLines/>
+      <w:numPr>
+        <w:ilvl w:val="2"/>
+        <w:numId w:val="3"/>
+      </w:numPr>
       <w:spacing w:before="240" w:after="240"/>
+      <w:ind w:left="0" w:firstLine="709"/>
       <w:jc w:val="left"/>
       <w:outlineLvl w:val="2"/>
     </w:pPr>
@@ -1036,7 +1474,7 @@
     <w:basedOn w:val="a0"/>
     <w:link w:val="2"/>
     <w:uiPriority w:val="9"/>
-    <w:rsid w:val="00DE4477"/>
+    <w:rsid w:val="005C46EB"/>
     <w:rPr>
       <w:rFonts w:ascii="Times New Roman" w:eastAsiaTheme="majorEastAsia" w:hAnsi="Times New Roman" w:cstheme="majorBidi"/>
       <w:b/>
@@ -1083,7 +1521,6 @@
   <w:style w:type="paragraph" w:styleId="a5">
     <w:name w:val="List Paragraph"/>
     <w:basedOn w:val="a"/>
-    <w:uiPriority w:val="34"/>
     <w:qFormat/>
     <w:rsid w:val="00955A51"/>
     <w:pPr>
@@ -1095,8 +1532,7 @@
     <w:basedOn w:val="a0"/>
     <w:link w:val="3"/>
     <w:uiPriority w:val="9"/>
-    <w:semiHidden/>
-    <w:rsid w:val="00955A51"/>
+    <w:rsid w:val="005C46EB"/>
     <w:rPr>
       <w:rFonts w:ascii="Times New Roman" w:eastAsiaTheme="majorEastAsia" w:hAnsi="Times New Roman" w:cstheme="majorBidi"/>
       <w:b/>
@@ -1373,7 +1809,7 @@
 </file>
 
 <file path=customXml/itemProps1.xml><?xml version="1.0" encoding="utf-8"?>
-<ds:datastoreItem xmlns:ds="http://schemas.openxmlformats.org/officeDocument/2006/customXml" ds:itemID="{52744BA3-008F-46C5-A35C-5323C748A203}">
+<ds:datastoreItem xmlns:ds="http://schemas.openxmlformats.org/officeDocument/2006/customXml" ds:itemID="{5DBA363B-12B3-452B-9206-002B703BDA87}">
   <ds:schemaRefs>
     <ds:schemaRef ds:uri="http://schemas.openxmlformats.org/officeDocument/2006/bibliography"/>
   </ds:schemaRefs>
